--- a/4-质量管理/流程制度规范类文件/HFSJ-ITSS-0408-运维服务验收管理制度.docx
+++ b/4-质量管理/流程制度规范类文件/HFSJ-ITSS-0408-运维服务验收管理制度.docx
@@ -3273,7 +3273,7 @@
               <w:rFonts w:hint="default"/>
               <w:lang w:val="en-US" w:eastAsia="zh-CN"/>
             </w:rPr>
-            <w:t>3.2. 产品产品质量部</w:t>
+            <w:t>3.2. 产品质量部</w:t>
           </w:r>
           <w:r>
             <w:tab/>
@@ -4415,7 +4415,7 @@
           <w:rFonts w:hint="default"/>
           <w:lang w:val="en-US" w:eastAsia="zh-CN"/>
         </w:rPr>
-        <w:t>本制度适用于公司所有运维服务项目的验收工作，包括新运维项目启动后的首次验收、运维项目周期结束后的终验、运维项目关键节点的阶段性验收、运维服务合同续签前的服务评估以及重大变更或升级后的验证验收。覆盖运维服务相关的所有部门：运维部、研发部、产品产品质量部。</w:t>
+        <w:t>本制度适用于公司所有运维服务项目的验收工作，包括新运维项目启动后的首次验收、运维项目周期结束后的终验、运维项目关键节点的阶段性验收、运维服务合同续签前的服务评估以及重大变更或升级后的验证验收。覆盖运维服务相关的所有部门：运维部、研发部、产品质量部。</w:t>
       </w:r>
     </w:p>
     <w:p>
@@ -4509,7 +4509,7 @@
           <w:rFonts w:hint="default"/>
           <w:lang w:val="en-US" w:eastAsia="zh-CN"/>
         </w:rPr>
-        <w:t>运维部是验收工作的主要责任部门，负责运维服务项目的验收申请提交，准备验收所需的相关文档和资料。运维部应组织内部自检，确保交付成果符合验收标准，并配合产品产品质量部和客户进行验收实施。对于验收中发现的问题，运维部负责整改落实。运维项目经理作为验收的主要责任人，统筹项目验收工作。</w:t>
+        <w:t>运维部是验收工作的主要责任部门，负责运维服务项目的验收申请提交，准备验收所需的相关文档和资料。运维部应组织内部自检，确保交付成果符合验收标准，并配合产品质量部和客户进行验收实施。对于验收中发现的问题，运维部负责整改落实。运维项目经理作为验收的主要责任人，统筹项目验收工作。</w:t>
       </w:r>
     </w:p>
     <w:p>
@@ -4540,7 +4540,7 @@
           <w:rFonts w:hint="default"/>
           <w:lang w:val="en-US" w:eastAsia="zh-CN"/>
         </w:rPr>
-        <w:t>产品产品质量部</w:t>
+        <w:t>产品质量部</w:t>
       </w:r>
       <w:bookmarkEnd w:id="7"/>
     </w:p>
@@ -4571,7 +4571,7 @@
           <w:rFonts w:hint="default"/>
           <w:lang w:val="en-US" w:eastAsia="zh-CN"/>
         </w:rPr>
-        <w:t>产品产品质量部负责监督验收流程的规范执行，参与重要项目的验收评审，对验收文档的完整性和规范性进行审核。产品产品质量部将验收结果纳入质量管理体系，作为质量改进的输入，并负责验收报告的归档管理。</w:t>
+        <w:t>产品质量部负责监督验收流程的规范执行，参与重要项目的验收评审，对验收文档的完整性和规范性进行审核。产品质量部将验收结果纳入质量管理体系，作为质量改进的输入，并负责验收报告的归档管理。</w:t>
       </w:r>
     </w:p>
     <w:p>
@@ -5326,7 +5326,7 @@
           <w:rFonts w:hint="default"/>
           <w:lang w:val="en-US" w:eastAsia="zh-CN"/>
         </w:rPr>
-        <w:t>成立由运维项目经理担任组长，产品产品质量部代表、研发部代表为成员的验收小组，必要时邀请客户代表参与；</w:t>
+        <w:t>成立由运维项目经理担任组长，产品质量部代表、研发部代表为成员的验收小组，必要时邀请客户代表参与；</w:t>
       </w:r>
     </w:p>
     <w:p>
@@ -5617,7 +5617,7 @@
           <w:rFonts w:hint="default"/>
           <w:lang w:val="en-US" w:eastAsia="zh-CN"/>
         </w:rPr>
-        <w:t>验收小组在验收完成后5个工作日内编制《验收报告》，内容包括项目基本信息、验收时间地点及参与人员、验收依据和标准、验收内容和方法、验收结果逐项说明、发现问题及处理意见、验收结论、客户确认意见以及后续建议。《验收报告》需经运维项目经理、产品产品质量部代表、研发部代表签字确认，必要时由客户代表签字确认。</w:t>
+        <w:t>验收小组在验收完成后5个工作日内编制《验收报告》，内容包括项目基本信息、验收时间地点及参与人员、验收依据和标准、验收内容和方法、验收结果逐项说明、发现问题及处理意见、验收结论、客户确认意见以及后续建议。《验收报告》需经运维项目经理、产品质量部代表、研发部代表签字确认，必要时由客户代表签字确认。</w:t>
       </w:r>
     </w:p>
     <w:p>
@@ -5679,7 +5679,7 @@
           <w:rFonts w:hint="default"/>
           <w:lang w:val="en-US" w:eastAsia="zh-CN"/>
         </w:rPr>
-        <w:t>验收完成后，运维部将全套验收资料提交产品产品质量部归档，包括验收申请表、验收方案、验收记录、验收报告、客户确认文件以及整改记录等。产品产品质量部负责验收资料的归档管理，保存期限按第8章规定执行。</w:t>
+        <w:t>验收完成后，运维部将全套验收资料提交产品质量部归档，包括验收申请表、验收方案、验收记录、验收报告、客户确认文件以及整改记录等。产品质量部负责验收资料的归档管理，保存期限按第8章规定执行。</w:t>
       </w:r>
     </w:p>
     <w:p>
@@ -5895,7 +5895,7 @@
           <w:rFonts w:hint="default"/>
           <w:lang w:val="en-US" w:eastAsia="zh-CN"/>
         </w:rPr>
-        <w:t>整改流程包括：运维部组织分析不合格原因；制定《整改计划》，明确措施、责任人、完成时限；实施整改措施；整改完成后提交《整改报告》；产品产品质量部组织复核验证；验证通过后重新提交验收。</w:t>
+        <w:t>整改流程包括：运维部组织分析不合格原因；制定《整改计划》，明确措施、责任人、完成时限；实施整改措施；整改完成后提交《整改报告》；产品质量部组织复核验证；验证通过后重新提交验收。</w:t>
       </w:r>
     </w:p>
     <w:p>
@@ -5957,7 +5957,7 @@
           <w:rFonts w:hint="default"/>
           <w:lang w:val="en-US" w:eastAsia="zh-CN"/>
         </w:rPr>
-        <w:t>验收过程中出现争议时，首先由验收小组内部协商解决；协商不成则提交产品产品质量部协调；重大争议提交管理层决策；涉及合同条款的按合同约定处理。</w:t>
+        <w:t>验收过程中出现争议时，首先由验收小组内部协商解决；协商不成则提交产品质量部协调；重大争议提交管理层决策；涉及合同条款的按合同约定处理。</w:t>
       </w:r>
     </w:p>
     <w:p>
@@ -6339,7 +6339,7 @@
           <w:rFonts w:hint="default"/>
           <w:lang w:val="en-US" w:eastAsia="zh-CN"/>
         </w:rPr>
-        <w:t>《验收资料归档清单》由产品产品质量部负责，保存期限5年。</w:t>
+        <w:t>《验收资料归档清单》由产品质量部负责，保存期限5年。</w:t>
       </w:r>
       <w:bookmarkEnd w:id="1"/>
     </w:p>
